--- a/tests/OfficeAgent.Tests/Corpus/v1.0.0/native/inputs/w-assembly.docx
+++ b/tests/OfficeAgent.Tests/Corpus/v1.0.0/native/inputs/w-assembly.docx
@@ -8,7 +8,7 @@
       </w:r>
     </w:p>
     <w:sectPr>
-      <w:headerReference xmlns:r="http://schemas.openxmlformats.org/officeDocument/2006/relationships" w:type="default" r:id="R81d58d8cb8f546fd"/>
+      <w:headerReference xmlns:r="http://schemas.openxmlformats.org/officeDocument/2006/relationships" w:type="default" r:id="R3452005175154285"/>
     </w:sectPr>
   </w:body>
 </w:document>

--- a/tests/OfficeAgent.Tests/Corpus/v1.0.0/native/inputs/w-assembly.docx
+++ b/tests/OfficeAgent.Tests/Corpus/v1.0.0/native/inputs/w-assembly.docx
@@ -8,7 +8,7 @@
       </w:r>
     </w:p>
     <w:sectPr>
-      <w:headerReference xmlns:r="http://schemas.openxmlformats.org/officeDocument/2006/relationships" w:type="default" r:id="R3452005175154285"/>
+      <w:headerReference xmlns:r="http://schemas.openxmlformats.org/officeDocument/2006/relationships" w:type="default" r:id="R5edae1e7f8bc4415"/>
     </w:sectPr>
   </w:body>
 </w:document>

--- a/tests/OfficeAgent.Tests/Corpus/v1.0.0/native/inputs/w-assembly.docx
+++ b/tests/OfficeAgent.Tests/Corpus/v1.0.0/native/inputs/w-assembly.docx
@@ -8,7 +8,7 @@
       </w:r>
     </w:p>
     <w:sectPr>
-      <w:headerReference xmlns:r="http://schemas.openxmlformats.org/officeDocument/2006/relationships" w:type="default" r:id="R5edae1e7f8bc4415"/>
+      <w:headerReference xmlns:r="http://schemas.openxmlformats.org/officeDocument/2006/relationships" w:type="default" r:id="Rd1b9e9cd6e684d86"/>
     </w:sectPr>
   </w:body>
 </w:document>

--- a/tests/OfficeAgent.Tests/Corpus/v1.0.0/native/inputs/w-assembly.docx
+++ b/tests/OfficeAgent.Tests/Corpus/v1.0.0/native/inputs/w-assembly.docx
@@ -8,7 +8,7 @@
       </w:r>
     </w:p>
     <w:sectPr>
-      <w:headerReference xmlns:r="http://schemas.openxmlformats.org/officeDocument/2006/relationships" w:type="default" r:id="Rd1b9e9cd6e684d86"/>
+      <w:headerReference xmlns:r="http://schemas.openxmlformats.org/officeDocument/2006/relationships" w:type="default" r:id="R38cc45a90704435f"/>
     </w:sectPr>
   </w:body>
 </w:document>

--- a/tests/OfficeAgent.Tests/Corpus/v1.0.0/native/inputs/w-assembly.docx
+++ b/tests/OfficeAgent.Tests/Corpus/v1.0.0/native/inputs/w-assembly.docx
@@ -8,7 +8,7 @@
       </w:r>
     </w:p>
     <w:sectPr>
-      <w:headerReference xmlns:r="http://schemas.openxmlformats.org/officeDocument/2006/relationships" w:type="default" r:id="R38cc45a90704435f"/>
+      <w:headerReference xmlns:r="http://schemas.openxmlformats.org/officeDocument/2006/relationships" w:type="default" r:id="Rc36847eb352749d9"/>
     </w:sectPr>
   </w:body>
 </w:document>
